--- a/informes-growth/nu-holdings-2026-10-14/Nu - growth - 2026-10-14.docx
+++ b/informes-growth/nu-holdings-2026-10-14/Nu - growth - 2026-10-14.docx
@@ -3782,7 +3782,7 @@
         <w:pStyle w:val="FirstParagraph"/>
       </w:pPr>
       <w:r>
-        <w:t xml:space="preserve">La cartera value propuesta de Hotis (~29.800 EUR) está formada por IGLN (oro), Edenred, Daiichi Sankyo, Uber, Viscofan, Alphabet, Netflix, SAP, Intuit, Nemetschek, LVMH y ~6.300 EUR de liquidez. Con ella, el bolsillo growth podría llegar al 20 % (~5.960 EUR). De las growth ya analizadas (Palantir, CrowdStrike, Spotify y Rheinmetall),</w:t>
+        <w:t xml:space="preserve">La cartera value propuesta de Hotis está formada por IGLN (oro), Edenred, Daiichi Sankyo, Uber, Viscofan, Alphabet, Netflix, SAP, Intuit, Nemetschek, LVMH y liquidez. Con ella, el bolsillo growth podría llegar al 20 %. De las growth ya analizadas (Palantir, CrowdStrike, Spotify y Rheinmetall),</w:t>
       </w:r>
       <w:r>
         <w:t xml:space="preserve"> </w:t>
@@ -3811,10 +3811,13 @@
           <w:bCs/>
           <w:b/>
         </w:rPr>
-        <w:t xml:space="preserve">Peso: 4 % (convicción media), ~1.190 EUR</w:t>
-      </w:r>
-      <w:r>
-        <w:t xml:space="preserve">, con cargo a la liquidez (que bajaría a ~5.100 EUR).</w:t>
+        <w:t xml:space="preserve">Peso: 4 % (convicción media),</w:t>
+      </w:r>
+      <w:r>
+        <w:t xml:space="preserve"> </w:t>
+      </w:r>
+      <w:r>
+        <w:t xml:space="preserve">con cargo a la liquidez.</w:t>
       </w:r>
     </w:p>
     <w:p>
@@ -3833,7 +3836,7 @@
         <w:t xml:space="preserve">Tramos</w:t>
       </w:r>
       <w:r>
-        <w:t xml:space="preserve">: ~600 EUR ya (hasta 18,0 USD) y ~600 EUR tras los resultados del 3T26 (12-nov), si la morosidad temprana no empeora. También si cae un 10 % sin cambio de tesis, por ejemplo por la segunda vuelta. Por encima de 18,0 USD no se compra.</w:t>
+        <w:t xml:space="preserve">: ya (hasta 18,0 USD) y tras los resultados del 3T26 (12-nov), si la morosidad temprana no empeora. También si cae un 10 % sin cambio de tesis, por ejemplo por la segunda vuelta. Por encima de 18,0 USD no se compra.</w:t>
       </w:r>
     </w:p>
     <w:p>

--- a/informes-growth/nu-holdings-2026-10-14/Nu - growth - 2026-10-14.docx
+++ b/informes-growth/nu-holdings-2026-10-14/Nu - growth - 2026-10-14.docx
@@ -20,19 +20,19 @@
           <w:bCs/>
           <w:b/>
         </w:rPr>
-        <w:t xml:space="preserve">Señal (método v7): Comprar (convicción media)</w:t>
-      </w:r>
-      <w:r>
-        <w:t xml:space="preserve"> </w:t>
-      </w:r>
-      <w:r>
-        <w:t xml:space="preserve">· Puntuación 78,3/100 · Señales de cambio de tendencia 4/8 · EV/beneficio bruto 7,3x</w:t>
-      </w:r>
-      <w:r>
-        <w:t xml:space="preserve"> </w:t>
-      </w:r>
-      <w:r>
-        <w:t xml:space="preserve">Precio 15,58 USD · Objetivo 12 m 19,9 USD (ponderada +27,4 %, base +21,8 %, bajista -45,3 %, alcista +110,9 %) · Compra hasta 18,9 USD</w:t>
+        <w:t xml:space="preserve">Señal (método vigente v11): Comprar (convicción media)</w:t>
+      </w:r>
+      <w:r>
+        <w:t xml:space="preserve"> </w:t>
+      </w:r>
+      <w:r>
+        <w:t xml:space="preserve">· Puntuación 78,3/100 · Señales de cambio de tendencia 4/8 · P/beneficio NTM 15,0 veces</w:t>
+      </w:r>
+      <w:r>
+        <w:t xml:space="preserve"> </w:t>
+      </w:r>
+      <w:r>
+        <w:t xml:space="preserve">Precio 15,58 USD (fecha del informe) · Objetivo 12 m 17,9 USD · Ponderada +15,1 % · Base +8,9 % · Bajista −46,7 % · Alcista +88,5 % · Compra hasta 16,6 USD</w:t>
       </w:r>
       <w:r>
         <w:t xml:space="preserve"> </w:t>
@@ -40,38 +40,11 @@
       <w:r>
         <w:t xml:space="preserve">Peso orientativo: 4 % de la cartera · Por qué: cumple todos los requisitos de compra</w:t>
       </w:r>
-    </w:p>
-    <w:p>
-      <w:pPr>
-        <w:pStyle w:val="BlockText"/>
-      </w:pPr>
-      <w:r>
-        <w:rPr>
-          <w:bCs/>
-          <w:b/>
-        </w:rPr>
-        <w:t xml:space="preserve">Calculado con el método v7</w:t>
-      </w:r>
-      <w:r>
-        <w:t xml:space="preserve"> </w:t>
-      </w:r>
-      <w:r>
-        <w:t xml:space="preserve">(vigente desde el 14-oct tras el backtest de 71 casos,</w:t>
-      </w:r>
-      <w:r>
-        <w:t xml:space="preserve"> </w:t>
-      </w:r>
-      <w:r>
-        <w:rPr>
-          <w:rStyle w:val="VerbatimChar"/>
-        </w:rPr>
-        <w:t xml:space="preserve">verticales/growth/metodo.md</w:t>
-      </w:r>
-      <w:r>
-        <w:t xml:space="preserve"> </w:t>
-      </w:r>
-      <w:r>
-        <w:t xml:space="preserve">§6). Si la sección 9 enseña otras cifras de valoración, son del borrador con la proyección del analista; mandan las de arriba: ventas con la regla mecánica (15093 M en el base) y múltiplo de hoy con rebaja por desaceleración (7,7x / 12,8x / 20x).</w:t>
+      <w:r>
+        <w:t xml:space="preserve"> </w:t>
+      </w:r>
+      <w:r>
+        <w:t xml:space="preserve">Cabecera rehecha con la v11 el 15-oct (auditoría de homogeneidad). Antes decía (método v7): Comprar (convicción media). El texto de abajo puede citar cifras de esa versión anterior; mandan las de esta cabecera.</w:t>
       </w:r>
     </w:p>
     <w:bookmarkStart w:id="20" w:name="la-tesis-en-cinco-líneas"/>
